--- a/stage01/Stage_1_SmartCare_v01_and_AI_Activity_Card.docx
+++ b/stage01/Stage_1_SmartCare_v01_and_AI_Activity_Card.docx
@@ -533,25 +533,7 @@
               <w:rPr>
                 <w:color w:val="31849B" w:themeColor="accent5" w:themeShade="BF"/>
               </w:rPr>
-              <w:t xml:space="preserve">The client mentions “manage… </w:t>
-            </w:r>
-            <w:r>
-              <w:rPr>
-                <w:color w:val="31849B" w:themeColor="accent5" w:themeShade="BF"/>
-              </w:rPr>
-              <w:t>practitioners</w:t>
-            </w:r>
-            <w:r>
-              <w:rPr>
-                <w:color w:val="31849B" w:themeColor="accent5" w:themeShade="BF"/>
-              </w:rPr>
-              <w:t xml:space="preserve">”, therefore also a necessary component. </w:t>
-            </w:r>
-            <w:r>
-              <w:rPr>
-                <w:color w:val="31849B" w:themeColor="accent5" w:themeShade="BF"/>
-              </w:rPr>
-              <w:t>This is also required for the appointment system.</w:t>
+              <w:t>The client mentions “manage… practitioners”, therefore also a necessary component. This is also required for the appointment system.</w:t>
             </w:r>
           </w:p>
         </w:tc>
@@ -867,6 +849,19 @@
         <w:t>Evaluate</w:t>
       </w:r>
     </w:p>
+    <w:p>
+      <w:pPr>
+        <w:rPr>
+          <w:color w:val="31849B" w:themeColor="accent5" w:themeShade="BF"/>
+        </w:rPr>
+      </w:pPr>
+      <w:r>
+        <w:rPr>
+          <w:color w:val="31849B" w:themeColor="accent5" w:themeShade="BF"/>
+        </w:rPr>
+        <w:t>(as per the AI-as-a-tutor prompt)</w:t>
+      </w:r>
+    </w:p>
     <w:tbl>
       <w:tblPr>
         <w:tblStyle w:val="TableGrid"/>
@@ -952,7 +947,99 @@
           <w:tcPr>
             <w:tcW w:w="2016" w:type="dxa"/>
             <w:tcBorders>
-              <w:tl2br w:val="single" w:sz="4" w:space="0" w:color="auto"/>
+              <w:tl2br w:val="nil"/>
+              <w:tr2bl w:val="nil"/>
+            </w:tcBorders>
+          </w:tcPr>
+          <w:p>
+            <w:pPr>
+              <w:rPr>
+                <w:color w:val="31849B" w:themeColor="accent5" w:themeShade="BF"/>
+              </w:rPr>
+            </w:pPr>
+            <w:r>
+              <w:rPr>
+                <w:b/>
+                <w:bCs/>
+                <w:color w:val="31849B" w:themeColor="accent5" w:themeShade="BF"/>
+              </w:rPr>
+              <w:t>Add validation rules</w:t>
+            </w:r>
+          </w:p>
+          <w:p>
+            <w:pPr>
+              <w:rPr>
+                <w:color w:val="31849B" w:themeColor="accent5" w:themeShade="BF"/>
+              </w:rPr>
+            </w:pPr>
+            <w:r>
+              <w:rPr>
+                <w:color w:val="31849B" w:themeColor="accent5" w:themeShade="BF"/>
+              </w:rPr>
+              <w:t> Check for empty practitioner names, invalid dates, or time conflicts.</w:t>
+            </w:r>
+          </w:p>
+        </w:tc>
+        <w:tc>
+          <w:tcPr>
+            <w:tcW w:w="2016" w:type="dxa"/>
+            <w:tcBorders>
+              <w:tl2br w:val="nil"/>
+              <w:tr2bl w:val="nil"/>
+            </w:tcBorders>
+          </w:tcPr>
+          <w:p>
+            <w:pPr>
+              <w:rPr>
+                <w:color w:val="31849B" w:themeColor="accent5" w:themeShade="BF"/>
+              </w:rPr>
+            </w:pPr>
+            <w:r>
+              <w:rPr>
+                <w:b/>
+                <w:bCs/>
+                <w:color w:val="31849B" w:themeColor="accent5" w:themeShade="BF"/>
+              </w:rPr>
+              <w:t>Useful (</w:t>
+            </w:r>
+            <w:r>
+              <w:rPr>
+                <w:color w:val="31849B" w:themeColor="accent5" w:themeShade="BF"/>
+              </w:rPr>
+              <w:t>Accept</w:t>
+            </w:r>
+            <w:r>
+              <w:rPr>
+                <w:b/>
+                <w:bCs/>
+                <w:color w:val="31849B" w:themeColor="accent5" w:themeShade="BF"/>
+              </w:rPr>
+              <w:t>)</w:t>
+            </w:r>
+          </w:p>
+        </w:tc>
+        <w:tc>
+          <w:tcPr>
+            <w:tcW w:w="2016" w:type="dxa"/>
+            <w:tcBorders>
+              <w:tl2br w:val="nil"/>
+              <w:tr2bl w:val="nil"/>
+            </w:tcBorders>
+          </w:tcPr>
+          <w:p>
+            <w:pPr>
+              <w:rPr>
+                <w:color w:val="31849B" w:themeColor="accent5" w:themeShade="BF"/>
+              </w:rPr>
+            </w:pPr>
+          </w:p>
+        </w:tc>
+        <w:tc>
+          <w:tcPr>
+            <w:tcW w:w="2016" w:type="dxa"/>
+            <w:tcBorders>
+              <w:tl2br w:val="nil"/>
+              <w:tr2bl w:val="nil"/>
             </w:tcBorders>
           </w:tcPr>
           <w:p/>
@@ -961,34 +1048,8 @@
           <w:tcPr>
             <w:tcW w:w="2016" w:type="dxa"/>
             <w:tcBorders>
-              <w:tl2br w:val="single" w:sz="4" w:space="0" w:color="auto"/>
-            </w:tcBorders>
-          </w:tcPr>
-          <w:p/>
-        </w:tc>
-        <w:tc>
-          <w:tcPr>
-            <w:tcW w:w="2016" w:type="dxa"/>
-            <w:tcBorders>
-              <w:tl2br w:val="single" w:sz="4" w:space="0" w:color="auto"/>
-            </w:tcBorders>
-          </w:tcPr>
-          <w:p/>
-        </w:tc>
-        <w:tc>
-          <w:tcPr>
-            <w:tcW w:w="2016" w:type="dxa"/>
-            <w:tcBorders>
-              <w:tl2br w:val="single" w:sz="4" w:space="0" w:color="auto"/>
-            </w:tcBorders>
-          </w:tcPr>
-          <w:p/>
-        </w:tc>
-        <w:tc>
-          <w:tcPr>
-            <w:tcW w:w="2016" w:type="dxa"/>
-            <w:tcBorders>
-              <w:tl2br w:val="single" w:sz="4" w:space="0" w:color="auto"/>
+              <w:tl2br w:val="nil"/>
+              <w:tr2bl w:val="nil"/>
             </w:tcBorders>
           </w:tcPr>
           <w:p/>
@@ -999,7 +1060,129 @@
           <w:tcPr>
             <w:tcW w:w="2016" w:type="dxa"/>
             <w:tcBorders>
-              <w:tl2br w:val="single" w:sz="4" w:space="0" w:color="auto"/>
+              <w:tl2br w:val="nil"/>
+              <w:tr2bl w:val="nil"/>
+            </w:tcBorders>
+          </w:tcPr>
+          <w:p>
+            <w:pPr>
+              <w:rPr>
+                <w:color w:val="31849B" w:themeColor="accent5" w:themeShade="BF"/>
+              </w:rPr>
+            </w:pPr>
+            <w:r>
+              <w:rPr>
+                <w:b/>
+                <w:bCs/>
+                <w:color w:val="31849B" w:themeColor="accent5" w:themeShade="BF"/>
+              </w:rPr>
+              <w:t>**Introduce user interaction**</w:t>
+            </w:r>
+            <w:r>
+              <w:rPr>
+                <w:color w:val="31849B" w:themeColor="accent5" w:themeShade="BF"/>
+              </w:rPr>
+              <w:t xml:space="preserve">  </w:t>
+            </w:r>
+          </w:p>
+          <w:p>
+            <w:pPr>
+              <w:rPr>
+                <w:color w:val="31849B" w:themeColor="accent5" w:themeShade="BF"/>
+              </w:rPr>
+            </w:pPr>
+            <w:r>
+              <w:rPr>
+                <w:color w:val="31849B" w:themeColor="accent5" w:themeShade="BF"/>
+              </w:rPr>
+              <w:t>  Use `</w:t>
+            </w:r>
+            <w:proofErr w:type="gramStart"/>
+            <w:r>
+              <w:rPr>
+                <w:color w:val="31849B" w:themeColor="accent5" w:themeShade="BF"/>
+              </w:rPr>
+              <w:t>input(</w:t>
+            </w:r>
+            <w:proofErr w:type="gramEnd"/>
+            <w:r>
+              <w:rPr>
+                <w:color w:val="31849B" w:themeColor="accent5" w:themeShade="BF"/>
+              </w:rPr>
+              <w:t xml:space="preserve">)` to let users enter patient names, practitioners, and </w:t>
+            </w:r>
+            <w:r>
+              <w:rPr>
+                <w:color w:val="31849B" w:themeColor="accent5" w:themeShade="BF"/>
+              </w:rPr>
+              <w:lastRenderedPageBreak/>
+              <w:t>times.</w:t>
+            </w:r>
+          </w:p>
+        </w:tc>
+        <w:tc>
+          <w:tcPr>
+            <w:tcW w:w="2016" w:type="dxa"/>
+            <w:tcBorders>
+              <w:tl2br w:val="nil"/>
+              <w:tr2bl w:val="nil"/>
+            </w:tcBorders>
+          </w:tcPr>
+          <w:p>
+            <w:pPr>
+              <w:rPr>
+                <w:b/>
+                <w:bCs/>
+                <w:color w:val="31849B" w:themeColor="accent5" w:themeShade="BF"/>
+              </w:rPr>
+            </w:pPr>
+            <w:r>
+              <w:rPr>
+                <w:b/>
+                <w:bCs/>
+                <w:color w:val="31849B" w:themeColor="accent5" w:themeShade="BF"/>
+              </w:rPr>
+              <w:lastRenderedPageBreak/>
+              <w:t>Useful (</w:t>
+            </w:r>
+            <w:r>
+              <w:rPr>
+                <w:color w:val="31849B" w:themeColor="accent5" w:themeShade="BF"/>
+              </w:rPr>
+              <w:t>Accept</w:t>
+            </w:r>
+            <w:r>
+              <w:rPr>
+                <w:b/>
+                <w:bCs/>
+                <w:color w:val="31849B" w:themeColor="accent5" w:themeShade="BF"/>
+              </w:rPr>
+              <w:t>)</w:t>
+            </w:r>
+          </w:p>
+        </w:tc>
+        <w:tc>
+          <w:tcPr>
+            <w:tcW w:w="2016" w:type="dxa"/>
+            <w:tcBorders>
+              <w:tl2br w:val="nil"/>
+              <w:tr2bl w:val="nil"/>
+            </w:tcBorders>
+          </w:tcPr>
+          <w:p>
+            <w:pPr>
+              <w:rPr>
+                <w:color w:val="31849B" w:themeColor="accent5" w:themeShade="BF"/>
+              </w:rPr>
+            </w:pPr>
+          </w:p>
+        </w:tc>
+        <w:tc>
+          <w:tcPr>
+            <w:tcW w:w="2016" w:type="dxa"/>
+            <w:tcBorders>
+              <w:tl2br w:val="nil"/>
+              <w:tr2bl w:val="nil"/>
             </w:tcBorders>
           </w:tcPr>
           <w:p/>
@@ -1008,34 +1191,8 @@
           <w:tcPr>
             <w:tcW w:w="2016" w:type="dxa"/>
             <w:tcBorders>
-              <w:tl2br w:val="single" w:sz="4" w:space="0" w:color="auto"/>
-            </w:tcBorders>
-          </w:tcPr>
-          <w:p/>
-        </w:tc>
-        <w:tc>
-          <w:tcPr>
-            <w:tcW w:w="2016" w:type="dxa"/>
-            <w:tcBorders>
-              <w:tl2br w:val="single" w:sz="4" w:space="0" w:color="auto"/>
-            </w:tcBorders>
-          </w:tcPr>
-          <w:p/>
-        </w:tc>
-        <w:tc>
-          <w:tcPr>
-            <w:tcW w:w="2016" w:type="dxa"/>
-            <w:tcBorders>
-              <w:tl2br w:val="single" w:sz="4" w:space="0" w:color="auto"/>
-            </w:tcBorders>
-          </w:tcPr>
-          <w:p/>
-        </w:tc>
-        <w:tc>
-          <w:tcPr>
-            <w:tcW w:w="2016" w:type="dxa"/>
-            <w:tcBorders>
-              <w:tl2br w:val="single" w:sz="4" w:space="0" w:color="auto"/>
+              <w:tl2br w:val="nil"/>
+              <w:tr2bl w:val="nil"/>
             </w:tcBorders>
           </w:tcPr>
           <w:p/>
@@ -1046,7 +1203,111 @@
           <w:tcPr>
             <w:tcW w:w="2016" w:type="dxa"/>
             <w:tcBorders>
-              <w:tl2br w:val="single" w:sz="4" w:space="0" w:color="auto"/>
+              <w:tl2br w:val="nil"/>
+              <w:tr2bl w:val="nil"/>
+            </w:tcBorders>
+          </w:tcPr>
+          <w:p>
+            <w:pPr>
+              <w:rPr>
+                <w:color w:val="31849B" w:themeColor="accent5" w:themeShade="BF"/>
+              </w:rPr>
+            </w:pPr>
+            <w:r>
+              <w:rPr>
+                <w:b/>
+                <w:bCs/>
+                <w:color w:val="31849B" w:themeColor="accent5" w:themeShade="BF"/>
+              </w:rPr>
+              <w:t>**Add search or filtering**</w:t>
+            </w:r>
+            <w:r>
+              <w:rPr>
+                <w:color w:val="31849B" w:themeColor="accent5" w:themeShade="BF"/>
+              </w:rPr>
+              <w:t xml:space="preserve">  </w:t>
+            </w:r>
+          </w:p>
+          <w:p>
+            <w:pPr>
+              <w:rPr>
+                <w:color w:val="31849B" w:themeColor="accent5" w:themeShade="BF"/>
+              </w:rPr>
+            </w:pPr>
+            <w:r>
+              <w:rPr>
+                <w:color w:val="31849B" w:themeColor="accent5" w:themeShade="BF"/>
+              </w:rPr>
+              <w:t>  For example, a function to list all appointments for a specific practitioner or date.</w:t>
+            </w:r>
+          </w:p>
+        </w:tc>
+        <w:tc>
+          <w:tcPr>
+            <w:tcW w:w="2016" w:type="dxa"/>
+            <w:tcBorders>
+              <w:tl2br w:val="nil"/>
+              <w:tr2bl w:val="nil"/>
+            </w:tcBorders>
+          </w:tcPr>
+          <w:p>
+            <w:pPr>
+              <w:rPr>
+                <w:color w:val="31849B" w:themeColor="accent5" w:themeShade="BF"/>
+              </w:rPr>
+            </w:pPr>
+            <w:r>
+              <w:rPr>
+                <w:b/>
+                <w:bCs/>
+                <w:color w:val="31849B" w:themeColor="accent5" w:themeShade="BF"/>
+              </w:rPr>
+              <w:t>Useful</w:t>
+            </w:r>
+            <w:r>
+              <w:rPr>
+                <w:b/>
+                <w:bCs/>
+                <w:color w:val="31849B" w:themeColor="accent5" w:themeShade="BF"/>
+              </w:rPr>
+              <w:t xml:space="preserve"> (</w:t>
+            </w:r>
+            <w:r>
+              <w:rPr>
+                <w:color w:val="31849B" w:themeColor="accent5" w:themeShade="BF"/>
+              </w:rPr>
+              <w:t>Accept</w:t>
+            </w:r>
+            <w:r>
+              <w:rPr>
+                <w:color w:val="31849B" w:themeColor="accent5" w:themeShade="BF"/>
+              </w:rPr>
+              <w:t>)</w:t>
+            </w:r>
+          </w:p>
+        </w:tc>
+        <w:tc>
+          <w:tcPr>
+            <w:tcW w:w="2016" w:type="dxa"/>
+            <w:tcBorders>
+              <w:tl2br w:val="nil"/>
+              <w:tr2bl w:val="nil"/>
+            </w:tcBorders>
+          </w:tcPr>
+          <w:p>
+            <w:pPr>
+              <w:rPr>
+                <w:color w:val="31849B" w:themeColor="accent5" w:themeShade="BF"/>
+              </w:rPr>
+            </w:pPr>
+          </w:p>
+        </w:tc>
+        <w:tc>
+          <w:tcPr>
+            <w:tcW w:w="2016" w:type="dxa"/>
+            <w:tcBorders>
+              <w:tl2br w:val="nil"/>
+              <w:tr2bl w:val="nil"/>
             </w:tcBorders>
           </w:tcPr>
           <w:p/>
@@ -1055,34 +1316,8 @@
           <w:tcPr>
             <w:tcW w:w="2016" w:type="dxa"/>
             <w:tcBorders>
-              <w:tl2br w:val="single" w:sz="4" w:space="0" w:color="auto"/>
-            </w:tcBorders>
-          </w:tcPr>
-          <w:p/>
-        </w:tc>
-        <w:tc>
-          <w:tcPr>
-            <w:tcW w:w="2016" w:type="dxa"/>
-            <w:tcBorders>
-              <w:tl2br w:val="single" w:sz="4" w:space="0" w:color="auto"/>
-            </w:tcBorders>
-          </w:tcPr>
-          <w:p/>
-        </w:tc>
-        <w:tc>
-          <w:tcPr>
-            <w:tcW w:w="2016" w:type="dxa"/>
-            <w:tcBorders>
-              <w:tl2br w:val="single" w:sz="4" w:space="0" w:color="auto"/>
-            </w:tcBorders>
-          </w:tcPr>
-          <w:p/>
-        </w:tc>
-        <w:tc>
-          <w:tcPr>
-            <w:tcW w:w="2016" w:type="dxa"/>
-            <w:tcBorders>
-              <w:tl2br w:val="single" w:sz="4" w:space="0" w:color="auto"/>
+              <w:tl2br w:val="nil"/>
+              <w:tr2bl w:val="nil"/>
             </w:tcBorders>
           </w:tcPr>
           <w:p/>
@@ -1093,7 +1328,111 @@
           <w:tcPr>
             <w:tcW w:w="2016" w:type="dxa"/>
             <w:tcBorders>
-              <w:tl2br w:val="single" w:sz="4" w:space="0" w:color="auto"/>
+              <w:tl2br w:val="nil"/>
+              <w:tr2bl w:val="nil"/>
+            </w:tcBorders>
+          </w:tcPr>
+          <w:p>
+            <w:pPr>
+              <w:rPr>
+                <w:color w:val="31849B" w:themeColor="accent5" w:themeShade="BF"/>
+              </w:rPr>
+            </w:pPr>
+            <w:r>
+              <w:rPr>
+                <w:b/>
+                <w:bCs/>
+                <w:color w:val="31849B" w:themeColor="accent5" w:themeShade="BF"/>
+              </w:rPr>
+              <w:t>**Add data persistence**</w:t>
+            </w:r>
+            <w:r>
+              <w:rPr>
+                <w:color w:val="31849B" w:themeColor="accent5" w:themeShade="BF"/>
+              </w:rPr>
+              <w:t xml:space="preserve">  </w:t>
+            </w:r>
+          </w:p>
+          <w:p>
+            <w:pPr>
+              <w:rPr>
+                <w:color w:val="31849B" w:themeColor="accent5" w:themeShade="BF"/>
+              </w:rPr>
+            </w:pPr>
+            <w:r>
+              <w:rPr>
+                <w:color w:val="31849B" w:themeColor="accent5" w:themeShade="BF"/>
+              </w:rPr>
+              <w:t>  Save appointments to a file (JSON, CSV) so they survive after the program closes.</w:t>
+            </w:r>
+          </w:p>
+        </w:tc>
+        <w:tc>
+          <w:tcPr>
+            <w:tcW w:w="2016" w:type="dxa"/>
+            <w:tcBorders>
+              <w:tl2br w:val="nil"/>
+              <w:tr2bl w:val="nil"/>
+            </w:tcBorders>
+          </w:tcPr>
+          <w:p>
+            <w:pPr>
+              <w:rPr>
+                <w:color w:val="31849B" w:themeColor="accent5" w:themeShade="BF"/>
+              </w:rPr>
+            </w:pPr>
+            <w:r>
+              <w:rPr>
+                <w:b/>
+                <w:bCs/>
+                <w:color w:val="31849B" w:themeColor="accent5" w:themeShade="BF"/>
+              </w:rPr>
+              <w:t>Useful</w:t>
+            </w:r>
+            <w:r>
+              <w:rPr>
+                <w:b/>
+                <w:bCs/>
+                <w:color w:val="31849B" w:themeColor="accent5" w:themeShade="BF"/>
+              </w:rPr>
+              <w:t xml:space="preserve"> (</w:t>
+            </w:r>
+            <w:r>
+              <w:rPr>
+                <w:color w:val="31849B" w:themeColor="accent5" w:themeShade="BF"/>
+              </w:rPr>
+              <w:t>Accept</w:t>
+            </w:r>
+            <w:r>
+              <w:rPr>
+                <w:color w:val="31849B" w:themeColor="accent5" w:themeShade="BF"/>
+              </w:rPr>
+              <w:t>)</w:t>
+            </w:r>
+          </w:p>
+        </w:tc>
+        <w:tc>
+          <w:tcPr>
+            <w:tcW w:w="2016" w:type="dxa"/>
+            <w:tcBorders>
+              <w:tl2br w:val="nil"/>
+              <w:tr2bl w:val="nil"/>
+            </w:tcBorders>
+          </w:tcPr>
+          <w:p>
+            <w:pPr>
+              <w:rPr>
+                <w:color w:val="31849B" w:themeColor="accent5" w:themeShade="BF"/>
+              </w:rPr>
+            </w:pPr>
+          </w:p>
+        </w:tc>
+        <w:tc>
+          <w:tcPr>
+            <w:tcW w:w="2016" w:type="dxa"/>
+            <w:tcBorders>
+              <w:tl2br w:val="nil"/>
+              <w:tr2bl w:val="nil"/>
             </w:tcBorders>
           </w:tcPr>
           <w:p/>
@@ -1102,34 +1441,8 @@
           <w:tcPr>
             <w:tcW w:w="2016" w:type="dxa"/>
             <w:tcBorders>
-              <w:tl2br w:val="single" w:sz="4" w:space="0" w:color="auto"/>
-            </w:tcBorders>
-          </w:tcPr>
-          <w:p/>
-        </w:tc>
-        <w:tc>
-          <w:tcPr>
-            <w:tcW w:w="2016" w:type="dxa"/>
-            <w:tcBorders>
-              <w:tl2br w:val="single" w:sz="4" w:space="0" w:color="auto"/>
-            </w:tcBorders>
-          </w:tcPr>
-          <w:p/>
-        </w:tc>
-        <w:tc>
-          <w:tcPr>
-            <w:tcW w:w="2016" w:type="dxa"/>
-            <w:tcBorders>
-              <w:tl2br w:val="single" w:sz="4" w:space="0" w:color="auto"/>
-            </w:tcBorders>
-          </w:tcPr>
-          <w:p/>
-        </w:tc>
-        <w:tc>
-          <w:tcPr>
-            <w:tcW w:w="2016" w:type="dxa"/>
-            <w:tcBorders>
-              <w:tl2br w:val="single" w:sz="4" w:space="0" w:color="auto"/>
+              <w:tl2br w:val="nil"/>
+              <w:tr2bl w:val="nil"/>
             </w:tcBorders>
           </w:tcPr>
           <w:p/>
@@ -1194,7 +1507,6 @@
         <w:pStyle w:val="ListBullet"/>
       </w:pPr>
       <w:r>
-        <w:lastRenderedPageBreak/>
         <w:t>Ask tutor/peer</w:t>
       </w:r>
     </w:p>
@@ -2054,7 +2366,6 @@
   <w:style w:type="character" w:default="1" w:styleId="DefaultParagraphFont">
     <w:name w:val="Default Paragraph Font"/>
     <w:uiPriority w:val="1"/>
-    <w:semiHidden/>
     <w:unhideWhenUsed/>
   </w:style>
   <w:style w:type="table" w:default="1" w:styleId="TableNormal">
